--- a/hw/CC6.docx
+++ b/hw/CC6.docx
@@ -1,6 +1,6 @@
 
 <file path=word/document.xml><?xml version="1.0" encoding="utf-8"?>
-<w:document xmlns:wpc="http://schemas.microsoft.com/office/word/2010/wordprocessingCanvas" xmlns:cx="http://schemas.microsoft.com/office/drawing/2014/chartex" xmlns:cx1="http://schemas.microsoft.com/office/drawing/2015/9/8/chartex" xmlns:cx2="http://schemas.microsoft.com/office/drawing/2015/10/21/chartex" xmlns:cx3="http://schemas.microsoft.com/office/drawing/2016/5/9/chartex" xmlns:cx4="http://schemas.microsoft.com/office/drawing/2016/5/10/chartex" xmlns:cx5="http://schemas.microsoft.com/office/drawing/2016/5/11/chartex" xmlns:cx6="http://schemas.microsoft.com/office/drawing/2016/5/12/chartex" xmlns:cx7="http://schemas.microsoft.com/office/drawing/2016/5/13/chartex" xmlns:cx8="http://schemas.microsoft.com/office/drawing/2016/5/14/chartex" xmlns:mc="http://schemas.openxmlformats.org/markup-compatibility/2006" xmlns:aink="http://schemas.microsoft.com/office/drawing/2016/ink" xmlns:am3d="http://schemas.microsoft.com/office/drawing/2017/model3d" xmlns:o="urn:schemas-microsoft-com:office:office" xmlns:r="http://schemas.openxmlformats.org/officeDocument/2006/relationships" xmlns:m="http://schemas.openxmlformats.org/officeDocument/2006/math" xmlns:v="urn:schemas-microsoft-com:vml" xmlns:wp14="http://schemas.microsoft.com/office/word/2010/wordprocessingDrawing" xmlns:wp="http://schemas.openxmlformats.org/drawingml/2006/wordprocessingDrawing" xmlns:w10="urn:schemas-microsoft-com:office:word" xmlns:w="http://schemas.openxmlformats.org/wordprocessingml/2006/main" xmlns:w14="http://schemas.microsoft.com/office/word/2010/wordml" xmlns:w15="http://schemas.microsoft.com/office/word/2012/wordml" xmlns:w16cex="http://schemas.microsoft.com/office/word/2018/wordml/cex" xmlns:w16cid="http://schemas.microsoft.com/office/word/2016/wordml/cid" xmlns:w16="http://schemas.microsoft.com/office/word/2018/wordml" xmlns:w16se="http://schemas.microsoft.com/office/word/2015/wordml/symex" xmlns:wpg="http://schemas.microsoft.com/office/word/2010/wordprocessingGroup" xmlns:wpi="http://schemas.microsoft.com/office/word/2010/wordprocessingInk" xmlns:wne="http://schemas.microsoft.com/office/word/2006/wordml" xmlns:wps="http://schemas.microsoft.com/office/word/2010/wordprocessingShape" mc:Ignorable="w14 w15 w16se w16cid w16 w16cex wp14">
+<w:document xmlns:wpc="http://schemas.microsoft.com/office/word/2010/wordprocessingCanvas" xmlns:cx="http://schemas.microsoft.com/office/drawing/2014/chartex" xmlns:cx1="http://schemas.microsoft.com/office/drawing/2015/9/8/chartex" xmlns:cx2="http://schemas.microsoft.com/office/drawing/2015/10/21/chartex" xmlns:cx3="http://schemas.microsoft.com/office/drawing/2016/5/9/chartex" xmlns:cx4="http://schemas.microsoft.com/office/drawing/2016/5/10/chartex" xmlns:cx5="http://schemas.microsoft.com/office/drawing/2016/5/11/chartex" xmlns:cx6="http://schemas.microsoft.com/office/drawing/2016/5/12/chartex" xmlns:cx7="http://schemas.microsoft.com/office/drawing/2016/5/13/chartex" xmlns:cx8="http://schemas.microsoft.com/office/drawing/2016/5/14/chartex" xmlns:mc="http://schemas.openxmlformats.org/markup-compatibility/2006" xmlns:aink="http://schemas.microsoft.com/office/drawing/2016/ink" xmlns:am3d="http://schemas.microsoft.com/office/drawing/2017/model3d" xmlns:o="urn:schemas-microsoft-com:office:office" xmlns:oel="http://schemas.microsoft.com/office/2019/extlst" xmlns:r="http://schemas.openxmlformats.org/officeDocument/2006/relationships" xmlns:m="http://schemas.openxmlformats.org/officeDocument/2006/math" xmlns:v="urn:schemas-microsoft-com:vml" xmlns:wp14="http://schemas.microsoft.com/office/word/2010/wordprocessingDrawing" xmlns:wp="http://schemas.openxmlformats.org/drawingml/2006/wordprocessingDrawing" xmlns:w10="urn:schemas-microsoft-com:office:word" xmlns:w="http://schemas.openxmlformats.org/wordprocessingml/2006/main" xmlns:w14="http://schemas.microsoft.com/office/word/2010/wordml" xmlns:w15="http://schemas.microsoft.com/office/word/2012/wordml" xmlns:w16cex="http://schemas.microsoft.com/office/word/2018/wordml/cex" xmlns:w16cid="http://schemas.microsoft.com/office/word/2016/wordml/cid" xmlns:w16="http://schemas.microsoft.com/office/word/2018/wordml" xmlns:w16sdtdh="http://schemas.microsoft.com/office/word/2020/wordml/sdtdatahash" xmlns:w16se="http://schemas.microsoft.com/office/word/2015/wordml/symex" xmlns:wpg="http://schemas.microsoft.com/office/word/2010/wordprocessingGroup" xmlns:wpi="http://schemas.microsoft.com/office/word/2010/wordprocessingInk" xmlns:wne="http://schemas.microsoft.com/office/word/2006/wordml" xmlns:wps="http://schemas.microsoft.com/office/word/2010/wordprocessingShape" mc:Ignorable="w14 w15 w16se w16cid w16 w16cex w16sdtdh wp14">
   <w:body>
     <w:p>
       <w:pPr>
@@ -106,11 +106,19 @@
         </w:rPr>
         <w:t xml:space="preserve">(40 points) Fill in the </w:t>
       </w:r>
+      <w:proofErr w:type="spellStart"/>
       <w:r>
         <w:rPr>
           <w:rStyle w:val="code"/>
         </w:rPr>
-        <w:t>changeOrders()</w:t>
+        <w:t>changeOrders</w:t>
+      </w:r>
+      <w:proofErr w:type="spellEnd"/>
+      <w:r>
+        <w:rPr>
+          <w:rStyle w:val="code"/>
+        </w:rPr>
+        <w:t>()</w:t>
       </w:r>
       <w:r>
         <w:rPr>
@@ -144,6 +152,20 @@
           <w:szCs w:val="22"/>
         </w:rPr>
         <w:t xml:space="preserve"> file as a useful model.</w:t>
+      </w:r>
+      <w:r>
+        <w:rPr>
+          <w:sz w:val="22"/>
+          <w:szCs w:val="22"/>
+        </w:rPr>
+        <w:t xml:space="preserve"> </w:t>
+      </w:r>
+      <w:r>
+        <w:rPr>
+          <w:sz w:val="22"/>
+          <w:szCs w:val="22"/>
+        </w:rPr>
+        <w:t>Paste your code into your solution document. Do not submit a separate code file to Moodle.</w:t>
       </w:r>
     </w:p>
     <w:p>
@@ -2448,7 +2470,21 @@
           <w:sz w:val="22"/>
           <w:szCs w:val="22"/>
         </w:rPr>
-        <w:t xml:space="preserve"> protocol, as defined in the textbook. (This is the default setting in MySQL.) </w:t>
+        <w:t xml:space="preserve"> protocol, as defined in the textbook. (This is the default setting in MySQL</w:t>
+      </w:r>
+      <w:r>
+        <w:rPr>
+          <w:sz w:val="22"/>
+          <w:szCs w:val="22"/>
+        </w:rPr>
+        <w:t>, but not in Postgres</w:t>
+      </w:r>
+      <w:r>
+        <w:rPr>
+          <w:sz w:val="22"/>
+          <w:szCs w:val="22"/>
+        </w:rPr>
+        <w:t xml:space="preserve">.) </w:t>
       </w:r>
       <w:r>
         <w:rPr>
@@ -2587,7 +2623,15 @@
           <w:sz w:val="22"/>
           <w:szCs w:val="22"/>
         </w:rPr>
-        <w:t xml:space="preserve">Qu 3. Suppose that a database is performing recovery after a power failure. At the beginning of the recovery process, the </w:t>
+        <w:t xml:space="preserve">Qu 3. Suppose that a database is performing recovery after a power failure. At the beginning of the </w:t>
+      </w:r>
+      <w:r>
+        <w:rPr>
+          <w:sz w:val="22"/>
+          <w:szCs w:val="22"/>
+        </w:rPr>
+        <w:lastRenderedPageBreak/>
+        <w:t xml:space="preserve">recovery process, the </w:t>
       </w:r>
       <w:r>
         <w:rPr>
@@ -2601,14 +2645,7 @@
           <w:sz w:val="22"/>
           <w:szCs w:val="22"/>
         </w:rPr>
-        <w:t xml:space="preserve"> database </w:t>
-      </w:r>
-      <w:r>
-        <w:rPr>
-          <w:sz w:val="22"/>
-          <w:szCs w:val="22"/>
-        </w:rPr>
-        <w:t xml:space="preserve">locations </w:t>
+        <w:t xml:space="preserve"> database locations </w:t>
       </w:r>
       <m:oMath>
         <m:r>
@@ -2800,7 +2837,6 @@
                 <w:sz w:val="22"/>
                 <w:szCs w:val="22"/>
               </w:rPr>
-              <w:lastRenderedPageBreak/>
               <w:t>transaction</w:t>
             </w:r>
             <w:r>
@@ -2837,7 +2873,14 @@
                 <w:sz w:val="22"/>
                 <w:szCs w:val="22"/>
               </w:rPr>
-              <w:t>operation</w:t>
+              <w:t>O</w:t>
+            </w:r>
+            <w:r>
+              <w:rPr>
+                <w:sz w:val="22"/>
+                <w:szCs w:val="22"/>
+              </w:rPr>
+              <w:t>peration</w:t>
             </w:r>
           </w:p>
         </w:tc>
@@ -3009,28 +3052,7 @@
                 <w:sz w:val="22"/>
                 <w:szCs w:val="22"/>
               </w:rPr>
-              <w:t xml:space="preserve"> from </w:t>
-            </w:r>
-            <w:r>
-              <w:rPr>
-                <w:sz w:val="22"/>
-                <w:szCs w:val="22"/>
-              </w:rPr>
-              <w:t>4</w:t>
-            </w:r>
-            <w:r>
-              <w:rPr>
-                <w:sz w:val="22"/>
-                <w:szCs w:val="22"/>
-              </w:rPr>
-              <w:t xml:space="preserve">5 to </w:t>
-            </w:r>
-            <w:r>
-              <w:rPr>
-                <w:sz w:val="22"/>
-                <w:szCs w:val="22"/>
-              </w:rPr>
-              <w:t>68</w:t>
+              <w:t xml:space="preserve"> from 45 to 68</w:t>
             </w:r>
           </w:p>
         </w:tc>
@@ -3139,28 +3161,7 @@
                 <w:sz w:val="22"/>
                 <w:szCs w:val="22"/>
               </w:rPr>
-              <w:t xml:space="preserve"> from </w:t>
-            </w:r>
-            <w:r>
-              <w:rPr>
-                <w:sz w:val="22"/>
-                <w:szCs w:val="22"/>
-              </w:rPr>
-              <w:t>68</w:t>
-            </w:r>
-            <w:r>
-              <w:rPr>
-                <w:sz w:val="22"/>
-                <w:szCs w:val="22"/>
-              </w:rPr>
-              <w:t xml:space="preserve"> to </w:t>
-            </w:r>
-            <w:r>
-              <w:rPr>
-                <w:sz w:val="22"/>
-                <w:szCs w:val="22"/>
-              </w:rPr>
-              <w:t>109</w:t>
+              <w:t xml:space="preserve"> from 68 to 109</w:t>
             </w:r>
           </w:p>
         </w:tc>
@@ -3283,7 +3284,14 @@
                 <w:sz w:val="22"/>
                 <w:szCs w:val="22"/>
               </w:rPr>
-              <w:t>commit</w:t>
+              <w:t>C</w:t>
+            </w:r>
+            <w:r>
+              <w:rPr>
+                <w:sz w:val="22"/>
+                <w:szCs w:val="22"/>
+              </w:rPr>
+              <w:t>ommit</w:t>
             </w:r>
           </w:p>
         </w:tc>
@@ -3346,28 +3354,7 @@
                 <w:sz w:val="22"/>
                 <w:szCs w:val="22"/>
               </w:rPr>
-              <w:t xml:space="preserve"> from </w:t>
-            </w:r>
-            <w:r>
-              <w:rPr>
-                <w:sz w:val="22"/>
-                <w:szCs w:val="22"/>
-              </w:rPr>
-              <w:t>150</w:t>
-            </w:r>
-            <w:r>
-              <w:rPr>
-                <w:sz w:val="22"/>
-                <w:szCs w:val="22"/>
-              </w:rPr>
-              <w:t xml:space="preserve"> to </w:t>
-            </w:r>
-            <w:r>
-              <w:rPr>
-                <w:sz w:val="22"/>
-                <w:szCs w:val="22"/>
-              </w:rPr>
-              <w:t>180</w:t>
+              <w:t xml:space="preserve"> from 150 to 180</w:t>
             </w:r>
           </w:p>
         </w:tc>
@@ -3430,21 +3417,7 @@
                 <w:sz w:val="22"/>
                 <w:szCs w:val="22"/>
               </w:rPr>
-              <w:t xml:space="preserve"> from </w:t>
-            </w:r>
-            <w:r>
-              <w:rPr>
-                <w:sz w:val="22"/>
-                <w:szCs w:val="22"/>
-              </w:rPr>
-              <w:t>82</w:t>
-            </w:r>
-            <w:r>
-              <w:rPr>
-                <w:sz w:val="22"/>
-                <w:szCs w:val="22"/>
-              </w:rPr>
-              <w:t xml:space="preserve"> to 70</w:t>
+              <w:t xml:space="preserve"> from 82 to 70</w:t>
             </w:r>
           </w:p>
         </w:tc>
@@ -3500,28 +3473,7 @@
           <w:sz w:val="22"/>
           <w:szCs w:val="22"/>
         </w:rPr>
-        <w:t xml:space="preserve">(b) (15 points) </w:t>
-      </w:r>
-      <w:r>
-        <w:rPr>
-          <w:sz w:val="22"/>
-          <w:szCs w:val="22"/>
-        </w:rPr>
-        <w:t>Justify your answer</w:t>
-      </w:r>
-      <w:r>
-        <w:rPr>
-          <w:sz w:val="22"/>
-          <w:szCs w:val="22"/>
-        </w:rPr>
-        <w:t xml:space="preserve"> to (a)</w:t>
-      </w:r>
-      <w:r>
-        <w:rPr>
-          <w:sz w:val="22"/>
-          <w:szCs w:val="22"/>
-        </w:rPr>
-        <w:t xml:space="preserve"> by explaining the sequence of operations in the recovery process.</w:t>
+        <w:t>(b) (15 points) Justify your answer to (a) by explaining the sequence of operations in the recovery process.</w:t>
       </w:r>
     </w:p>
     <w:p>
@@ -3572,7 +3524,7 @@
 </file>
 
 <file path=word/numbering.xml><?xml version="1.0" encoding="utf-8"?>
-<w:numbering xmlns:wpc="http://schemas.microsoft.com/office/word/2010/wordprocessingCanvas" xmlns:cx="http://schemas.microsoft.com/office/drawing/2014/chartex" xmlns:cx1="http://schemas.microsoft.com/office/drawing/2015/9/8/chartex" xmlns:cx2="http://schemas.microsoft.com/office/drawing/2015/10/21/chartex" xmlns:cx3="http://schemas.microsoft.com/office/drawing/2016/5/9/chartex" xmlns:cx4="http://schemas.microsoft.com/office/drawing/2016/5/10/chartex" xmlns:cx5="http://schemas.microsoft.com/office/drawing/2016/5/11/chartex" xmlns:cx6="http://schemas.microsoft.com/office/drawing/2016/5/12/chartex" xmlns:cx7="http://schemas.microsoft.com/office/drawing/2016/5/13/chartex" xmlns:cx8="http://schemas.microsoft.com/office/drawing/2016/5/14/chartex" xmlns:mc="http://schemas.openxmlformats.org/markup-compatibility/2006" xmlns:aink="http://schemas.microsoft.com/office/drawing/2016/ink" xmlns:am3d="http://schemas.microsoft.com/office/drawing/2017/model3d" xmlns:o="urn:schemas-microsoft-com:office:office" xmlns:r="http://schemas.openxmlformats.org/officeDocument/2006/relationships" xmlns:m="http://schemas.openxmlformats.org/officeDocument/2006/math" xmlns:v="urn:schemas-microsoft-com:vml" xmlns:wp14="http://schemas.microsoft.com/office/word/2010/wordprocessingDrawing" xmlns:wp="http://schemas.openxmlformats.org/drawingml/2006/wordprocessingDrawing" xmlns:w10="urn:schemas-microsoft-com:office:word" xmlns:w="http://schemas.openxmlformats.org/wordprocessingml/2006/main" xmlns:w14="http://schemas.microsoft.com/office/word/2010/wordml" xmlns:w15="http://schemas.microsoft.com/office/word/2012/wordml" xmlns:w16cex="http://schemas.microsoft.com/office/word/2018/wordml/cex" xmlns:w16cid="http://schemas.microsoft.com/office/word/2016/wordml/cid" xmlns:w16="http://schemas.microsoft.com/office/word/2018/wordml" xmlns:w16se="http://schemas.microsoft.com/office/word/2015/wordml/symex" xmlns:wpg="http://schemas.microsoft.com/office/word/2010/wordprocessingGroup" xmlns:wpi="http://schemas.microsoft.com/office/word/2010/wordprocessingInk" xmlns:wne="http://schemas.microsoft.com/office/word/2006/wordml" xmlns:wps="http://schemas.microsoft.com/office/word/2010/wordprocessingShape" mc:Ignorable="w14 w15 w16se w16cid w16 w16cex wp14">
+<w:numbering xmlns:wpc="http://schemas.microsoft.com/office/word/2010/wordprocessingCanvas" xmlns:cx="http://schemas.microsoft.com/office/drawing/2014/chartex" xmlns:cx1="http://schemas.microsoft.com/office/drawing/2015/9/8/chartex" xmlns:cx2="http://schemas.microsoft.com/office/drawing/2015/10/21/chartex" xmlns:cx3="http://schemas.microsoft.com/office/drawing/2016/5/9/chartex" xmlns:cx4="http://schemas.microsoft.com/office/drawing/2016/5/10/chartex" xmlns:cx5="http://schemas.microsoft.com/office/drawing/2016/5/11/chartex" xmlns:cx6="http://schemas.microsoft.com/office/drawing/2016/5/12/chartex" xmlns:cx7="http://schemas.microsoft.com/office/drawing/2016/5/13/chartex" xmlns:cx8="http://schemas.microsoft.com/office/drawing/2016/5/14/chartex" xmlns:mc="http://schemas.openxmlformats.org/markup-compatibility/2006" xmlns:aink="http://schemas.microsoft.com/office/drawing/2016/ink" xmlns:am3d="http://schemas.microsoft.com/office/drawing/2017/model3d" xmlns:o="urn:schemas-microsoft-com:office:office" xmlns:oel="http://schemas.microsoft.com/office/2019/extlst" xmlns:r="http://schemas.openxmlformats.org/officeDocument/2006/relationships" xmlns:m="http://schemas.openxmlformats.org/officeDocument/2006/math" xmlns:v="urn:schemas-microsoft-com:vml" xmlns:wp14="http://schemas.microsoft.com/office/word/2010/wordprocessingDrawing" xmlns:wp="http://schemas.openxmlformats.org/drawingml/2006/wordprocessingDrawing" xmlns:w10="urn:schemas-microsoft-com:office:word" xmlns:w="http://schemas.openxmlformats.org/wordprocessingml/2006/main" xmlns:w14="http://schemas.microsoft.com/office/word/2010/wordml" xmlns:w15="http://schemas.microsoft.com/office/word/2012/wordml" xmlns:w16cex="http://schemas.microsoft.com/office/word/2018/wordml/cex" xmlns:w16cid="http://schemas.microsoft.com/office/word/2016/wordml/cid" xmlns:w16="http://schemas.microsoft.com/office/word/2018/wordml" xmlns:w16sdtdh="http://schemas.microsoft.com/office/word/2020/wordml/sdtdatahash" xmlns:w16se="http://schemas.microsoft.com/office/word/2015/wordml/symex" xmlns:wpg="http://schemas.microsoft.com/office/word/2010/wordprocessingGroup" xmlns:wpi="http://schemas.microsoft.com/office/word/2010/wordprocessingInk" xmlns:wne="http://schemas.microsoft.com/office/word/2006/wordml" xmlns:wps="http://schemas.microsoft.com/office/word/2010/wordprocessingShape" mc:Ignorable="w14 w15 w16se w16cid w16 w16cex w16sdtdh wp14">
   <w:abstractNum w:abstractNumId="0" w15:restartNumberingAfterBreak="0">
     <w:nsid w:val="134E4917"/>
     <w:multiLevelType w:val="hybridMultilevel"/>
@@ -4025,23 +3977,23 @@
       </w:rPr>
     </w:lvl>
   </w:abstractNum>
-  <w:num w:numId="1">
+  <w:num w:numId="1" w16cid:durableId="323751585">
     <w:abstractNumId w:val="3"/>
   </w:num>
-  <w:num w:numId="2">
+  <w:num w:numId="2" w16cid:durableId="212081420">
     <w:abstractNumId w:val="2"/>
   </w:num>
-  <w:num w:numId="3">
+  <w:num w:numId="3" w16cid:durableId="1627079431">
     <w:abstractNumId w:val="1"/>
   </w:num>
-  <w:num w:numId="4">
+  <w:num w:numId="4" w16cid:durableId="930546275">
     <w:abstractNumId w:val="0"/>
   </w:num>
 </w:numbering>
 </file>
 
 <file path=word/styles.xml><?xml version="1.0" encoding="utf-8"?>
-<w:styles xmlns:mc="http://schemas.openxmlformats.org/markup-compatibility/2006" xmlns:r="http://schemas.openxmlformats.org/officeDocument/2006/relationships" xmlns:w="http://schemas.openxmlformats.org/wordprocessingml/2006/main" xmlns:w14="http://schemas.microsoft.com/office/word/2010/wordml" xmlns:w15="http://schemas.microsoft.com/office/word/2012/wordml" xmlns:w16cex="http://schemas.microsoft.com/office/word/2018/wordml/cex" xmlns:w16cid="http://schemas.microsoft.com/office/word/2016/wordml/cid" xmlns:w16="http://schemas.microsoft.com/office/word/2018/wordml" xmlns:w16se="http://schemas.microsoft.com/office/word/2015/wordml/symex" mc:Ignorable="w14 w15 w16se w16cid w16 w16cex">
+<w:styles xmlns:mc="http://schemas.openxmlformats.org/markup-compatibility/2006" xmlns:r="http://schemas.openxmlformats.org/officeDocument/2006/relationships" xmlns:w="http://schemas.openxmlformats.org/wordprocessingml/2006/main" xmlns:w14="http://schemas.microsoft.com/office/word/2010/wordml" xmlns:w15="http://schemas.microsoft.com/office/word/2012/wordml" xmlns:w16cex="http://schemas.microsoft.com/office/word/2018/wordml/cex" xmlns:w16cid="http://schemas.microsoft.com/office/word/2016/wordml/cid" xmlns:w16="http://schemas.microsoft.com/office/word/2018/wordml" xmlns:w16sdtdh="http://schemas.microsoft.com/office/word/2020/wordml/sdtdatahash" xmlns:w16se="http://schemas.microsoft.com/office/word/2015/wordml/symex" mc:Ignorable="w14 w15 w16se w16cid w16 w16cex w16sdtdh">
   <w:docDefaults>
     <w:rPrDefault>
       <w:rPr>
